--- a/new/H_U/SAMR_HU_UC03_v1.docx
+++ b/new/H_U/SAMR_HU_UC03_v1.docx
@@ -208,25 +208,7 @@
                 <w:sz w:val="17"/>
                 <w:szCs w:val="17"/>
               </w:rPr>
-              <w:t xml:space="preserve">Sistema de Atención Médica Remota — Equipo </w:t>
-            </w:r>
-            <w:proofErr w:type="spellStart"/>
-            <w:r>
-              <w:rPr>
-                <w:color w:val="000000"/>
-                <w:sz w:val="17"/>
-                <w:szCs w:val="17"/>
-              </w:rPr>
-              <w:t>LLdE</w:t>
-            </w:r>
-            <w:proofErr w:type="spellEnd"/>
-            <w:r>
-              <w:rPr>
-                <w:color w:val="000000"/>
-                <w:sz w:val="17"/>
-                <w:szCs w:val="17"/>
-              </w:rPr>
-              <w:t xml:space="preserve"> — UTPL</w:t>
+              <w:t xml:space="preserve">Sistema de Atención Médica Remota — Equipo LLdE — UTPL</w:t>
             </w:r>
           </w:p>
         </w:tc>
@@ -288,15 +270,7 @@
                 <w:sz w:val="17"/>
                 <w:szCs w:val="17"/>
               </w:rPr>
-              <w:t>1.0.</w:t>
-            </w:r>
-            <w:r>
-              <w:rPr>
-                <w:color w:val="000000"/>
-                <w:sz w:val="17"/>
-                <w:szCs w:val="17"/>
-              </w:rPr>
-              <w:t>1</w:t>
+              <w:t>1.0.1</w:t>
             </w:r>
           </w:p>
         </w:tc>
@@ -424,18 +398,8 @@
                 <w:sz w:val="17"/>
                 <w:szCs w:val="17"/>
               </w:rPr>
-              <w:t xml:space="preserve"> Equipo </w:t>
-            </w:r>
-            <w:proofErr w:type="spellStart"/>
-            <w:r>
-              <w:rPr>
-                <w:color w:val="000000"/>
-                <w:sz w:val="17"/>
-                <w:szCs w:val="17"/>
-              </w:rPr>
-              <w:t>LLdE</w:t>
-            </w:r>
-            <w:proofErr w:type="spellEnd"/>
+              <w:t xml:space="preserve"> Equipo LLdE</w:t>
+            </w:r>
           </w:p>
         </w:tc>
       </w:tr>
@@ -753,18 +717,8 @@
                 <w:sz w:val="17"/>
                 <w:szCs w:val="17"/>
               </w:rPr>
-              <w:t xml:space="preserve">Equipo </w:t>
-            </w:r>
-            <w:proofErr w:type="spellStart"/>
-            <w:r>
-              <w:rPr>
-                <w:color w:val="000000"/>
-                <w:sz w:val="17"/>
-                <w:szCs w:val="17"/>
-              </w:rPr>
-              <w:t>LLdE</w:t>
-            </w:r>
-            <w:proofErr w:type="spellEnd"/>
+              <w:t xml:space="preserve">Equipo LLdE</w:t>
+            </w:r>
           </w:p>
         </w:tc>
         <w:tc>
@@ -1127,18 +1081,8 @@
                 <w:sz w:val="17"/>
                 <w:szCs w:val="17"/>
               </w:rPr>
-              <w:t xml:space="preserve">Equipo </w:t>
-            </w:r>
-            <w:proofErr w:type="spellStart"/>
-            <w:r>
-              <w:rPr>
-                <w:color w:val="000000"/>
-                <w:sz w:val="17"/>
-                <w:szCs w:val="17"/>
-              </w:rPr>
-              <w:t>LLdE</w:t>
-            </w:r>
-            <w:proofErr w:type="spellEnd"/>
+              <w:t xml:space="preserve">Equipo LLdE</w:t>
+            </w:r>
           </w:p>
         </w:tc>
         <w:tc>
@@ -1265,18 +1209,8 @@
                 <w:sz w:val="17"/>
                 <w:szCs w:val="17"/>
               </w:rPr>
-              <w:t xml:space="preserve">Equipo </w:t>
-            </w:r>
-            <w:proofErr w:type="spellStart"/>
-            <w:r>
-              <w:rPr>
-                <w:color w:val="000000"/>
-                <w:sz w:val="17"/>
-                <w:szCs w:val="17"/>
-              </w:rPr>
-              <w:t>Llde</w:t>
-            </w:r>
-            <w:proofErr w:type="spellEnd"/>
+              <w:t xml:space="preserve">Equipo Llde</w:t>
+            </w:r>
           </w:p>
         </w:tc>
         <w:tc>
@@ -1306,43 +1240,7 @@
                 <w:sz w:val="17"/>
                 <w:szCs w:val="17"/>
               </w:rPr>
-              <w:t xml:space="preserve">Cambio en la </w:t>
-            </w:r>
-            <w:proofErr w:type="spellStart"/>
-            <w:r>
-              <w:rPr>
-                <w:color w:val="000000"/>
-                <w:sz w:val="17"/>
-                <w:szCs w:val="17"/>
-              </w:rPr>
-              <w:t>interacion</w:t>
-            </w:r>
-            <w:proofErr w:type="spellEnd"/>
-            <w:r>
-              <w:rPr>
-                <w:color w:val="000000"/>
-                <w:sz w:val="17"/>
-                <w:szCs w:val="17"/>
-              </w:rPr>
-              <w:t xml:space="preserve"> de entidades, y también las historias </w:t>
-            </w:r>
-            <w:proofErr w:type="spellStart"/>
-            <w:r>
-              <w:rPr>
-                <w:color w:val="000000"/>
-                <w:sz w:val="17"/>
-                <w:szCs w:val="17"/>
-              </w:rPr>
-              <w:t>mas</w:t>
-            </w:r>
-            <w:proofErr w:type="spellEnd"/>
-            <w:r>
-              <w:rPr>
-                <w:color w:val="000000"/>
-                <w:sz w:val="17"/>
-                <w:szCs w:val="17"/>
-              </w:rPr>
-              <w:t xml:space="preserve"> especificas</w:t>
+              <w:t xml:space="preserve">Cambio en la interacion de entidades, y también las historias mas especificas</w:t>
             </w:r>
           </w:p>
         </w:tc>
@@ -1660,25 +1558,7 @@
                 <w:sz w:val="17"/>
                 <w:szCs w:val="17"/>
               </w:rPr>
-              <w:t xml:space="preserve">Dispositivo </w:t>
-            </w:r>
-            <w:proofErr w:type="spellStart"/>
-            <w:r>
-              <w:rPr>
-                <w:color w:val="000000"/>
-                <w:sz w:val="17"/>
-                <w:szCs w:val="17"/>
-              </w:rPr>
-              <w:t>IoT</w:t>
-            </w:r>
-            <w:proofErr w:type="spellEnd"/>
-            <w:r>
-              <w:rPr>
-                <w:color w:val="000000"/>
-                <w:sz w:val="17"/>
-                <w:szCs w:val="17"/>
-              </w:rPr>
-              <w:t>, Med-Gemini, Bot Conversacional, Personal Médico (ST02), Centro de Asistencia (ST04)</w:t>
+              <w:t xml:space="preserve">Dispositivo IoT, Med-Gemini, Bot Conversacional, Personal Médico (ST02), Centro de Asistencia (ST04)</w:t>
             </w:r>
           </w:p>
         </w:tc>
@@ -1740,25 +1620,7 @@
                 <w:sz w:val="17"/>
                 <w:szCs w:val="17"/>
               </w:rPr>
-              <w:t xml:space="preserve">El Paciente posee al menos un dispositivo </w:t>
-            </w:r>
-            <w:proofErr w:type="spellStart"/>
-            <w:r>
-              <w:rPr>
-                <w:color w:val="000000"/>
-                <w:sz w:val="17"/>
-                <w:szCs w:val="17"/>
-              </w:rPr>
-              <w:t>IoT</w:t>
-            </w:r>
-            <w:proofErr w:type="spellEnd"/>
-            <w:r>
-              <w:rPr>
-                <w:color w:val="000000"/>
-                <w:sz w:val="17"/>
-                <w:szCs w:val="17"/>
-              </w:rPr>
-              <w:t xml:space="preserve"> vinculado a su perfil y conectado.</w:t>
+              <w:t xml:space="preserve">El Paciente posee al menos un dispositivo IoT vinculado a su perfil y conectado.</w:t>
             </w:r>
           </w:p>
         </w:tc>
@@ -1920,43 +1782,7 @@
                 <w:sz w:val="17"/>
                 <w:szCs w:val="17"/>
               </w:rPr>
-              <w:t xml:space="preserve">El Dispositivo </w:t>
-            </w:r>
-            <w:proofErr w:type="spellStart"/>
-            <w:r>
-              <w:rPr>
-                <w:color w:val="000000"/>
-                <w:sz w:val="17"/>
-                <w:szCs w:val="17"/>
-              </w:rPr>
-              <w:t>IoT</w:t>
-            </w:r>
-            <w:proofErr w:type="spellEnd"/>
-            <w:r>
-              <w:rPr>
-                <w:color w:val="000000"/>
-                <w:sz w:val="17"/>
-                <w:szCs w:val="17"/>
-              </w:rPr>
-              <w:t xml:space="preserve"> transmite lecturas fisiológicas continuas (EKG, EEG, SpO2) a </w:t>
-            </w:r>
-            <w:proofErr w:type="spellStart"/>
-            <w:r>
-              <w:rPr>
-                <w:color w:val="000000"/>
-                <w:sz w:val="17"/>
-                <w:szCs w:val="17"/>
-              </w:rPr>
-              <w:t>CapturaBiometrica</w:t>
-            </w:r>
-            <w:proofErr w:type="spellEnd"/>
-            <w:r>
-              <w:rPr>
-                <w:color w:val="000000"/>
-                <w:sz w:val="17"/>
-                <w:szCs w:val="17"/>
-              </w:rPr>
-              <w:t>.</w:t>
+              <w:t xml:space="preserve">El Dispositivo IoT transmite lecturas fisiológicas continuas (EKG, EEG, SpO2) a CapturaBiometrica.</w:t>
             </w:r>
           </w:p>
         </w:tc>
@@ -2011,23 +1837,13 @@
             <w:pPr>
               <w:spacing w:before="50" w:after="50"/>
             </w:pPr>
-            <w:proofErr w:type="spellStart"/>
-            <w:r>
-              <w:rPr>
-                <w:color w:val="000000"/>
-                <w:sz w:val="17"/>
-                <w:szCs w:val="17"/>
-              </w:rPr>
-              <w:t>CapturaBiometrica</w:t>
-            </w:r>
-            <w:proofErr w:type="spellEnd"/>
-            <w:r>
-              <w:rPr>
-                <w:color w:val="000000"/>
-                <w:sz w:val="17"/>
-                <w:szCs w:val="17"/>
-              </w:rPr>
-              <w:t xml:space="preserve"> procesa el flujo con latencia máxima de 1 segundo y lo envía a Med-Gemini.</w:t>
+            <w:r>
+              <w:rPr>
+                <w:color w:val="000000"/>
+                <w:sz w:val="17"/>
+                <w:szCs w:val="17"/>
+              </w:rPr>
+              <w:t xml:space="preserve">CapturaBiometrica procesa el flujo con latencia máxima de 1 segundo y lo envía a Med-Gemini.</w:t>
             </w:r>
           </w:p>
         </w:tc>
@@ -2393,25 +2209,7 @@
                 <w:sz w:val="17"/>
                 <w:szCs w:val="17"/>
               </w:rPr>
-              <w:t xml:space="preserve">El Personal Médico decide: iniciar </w:t>
-            </w:r>
-            <w:proofErr w:type="spellStart"/>
-            <w:r>
-              <w:rPr>
-                <w:color w:val="000000"/>
-                <w:sz w:val="17"/>
-                <w:szCs w:val="17"/>
-              </w:rPr>
-              <w:t>teleconsulta</w:t>
-            </w:r>
-            <w:proofErr w:type="spellEnd"/>
-            <w:r>
-              <w:rPr>
-                <w:color w:val="000000"/>
-                <w:sz w:val="17"/>
-                <w:szCs w:val="17"/>
-              </w:rPr>
-              <w:t xml:space="preserve"> (UC-04) o solicitar despacho de emergencia.</w:t>
+              <w:t xml:space="preserve">El Personal Médico decide: iniciar teleconsulta (UC-04) o solicitar despacho de emergencia.</w:t>
             </w:r>
           </w:p>
         </w:tc>
@@ -2506,25 +2304,7 @@
           <w:sz w:val="18"/>
           <w:szCs w:val="18"/>
         </w:rPr>
-        <w:t xml:space="preserve">Latencia de procesamiento de flujo </w:t>
-      </w:r>
-      <w:proofErr w:type="spellStart"/>
-      <w:r>
-        <w:rPr>
-          <w:color w:val="000000"/>
-          <w:sz w:val="18"/>
-          <w:szCs w:val="18"/>
-        </w:rPr>
-        <w:t>IoT</w:t>
-      </w:r>
-      <w:proofErr w:type="spellEnd"/>
-      <w:r>
-        <w:rPr>
-          <w:color w:val="000000"/>
-          <w:sz w:val="18"/>
-          <w:szCs w:val="18"/>
-        </w:rPr>
-        <w:t xml:space="preserve"> menor o igual a 1 segundo.</w:t>
+        <w:t xml:space="preserve">Latencia de procesamiento de flujo IoT menor o igual a 1 segundo.</w:t>
       </w:r>
     </w:p>
     <w:p>
@@ -2799,25 +2579,7 @@
                 <w:sz w:val="17"/>
                 <w:szCs w:val="17"/>
               </w:rPr>
-              <w:t xml:space="preserve">Captura continua de señales </w:t>
-            </w:r>
-            <w:proofErr w:type="spellStart"/>
-            <w:r>
-              <w:rPr>
-                <w:color w:val="000000"/>
-                <w:sz w:val="17"/>
-                <w:szCs w:val="17"/>
-              </w:rPr>
-              <w:t>IoT</w:t>
-            </w:r>
-            <w:proofErr w:type="spellEnd"/>
-            <w:r>
-              <w:rPr>
-                <w:color w:val="000000"/>
-                <w:sz w:val="17"/>
-                <w:szCs w:val="17"/>
-              </w:rPr>
-              <w:t>, detección de anomalías y comunicación de alertas al Paciente.</w:t>
+              <w:t xml:space="preserve">Captura continua de señales IoT, detección de anomalías y comunicación de alertas al Paciente.</w:t>
             </w:r>
           </w:p>
         </w:tc>
@@ -3029,25 +2791,7 @@
                 <w:sz w:val="16"/>
                 <w:szCs w:val="16"/>
               </w:rPr>
-              <w:t xml:space="preserve">Como Paciente, quiero que mis dispositivos </w:t>
-            </w:r>
-            <w:proofErr w:type="spellStart"/>
-            <w:r>
-              <w:rPr>
-                <w:color w:val="000000"/>
-                <w:sz w:val="16"/>
-                <w:szCs w:val="16"/>
-              </w:rPr>
-              <w:t>IoT</w:t>
-            </w:r>
-            <w:proofErr w:type="spellEnd"/>
-            <w:r>
-              <w:rPr>
-                <w:color w:val="000000"/>
-                <w:sz w:val="16"/>
-                <w:szCs w:val="16"/>
-              </w:rPr>
-              <w:t xml:space="preserve"> transmitan mis signos vitales continuamente, para que se detecten anomalías a tiempo.</w:t>
+              <w:t xml:space="preserve">Como Paciente, quiero que mis dispositivos IoT transmitan mis signos vitales continuamente, para que se detecten anomalías a tiempo.</w:t>
             </w:r>
           </w:p>
         </w:tc>
@@ -3587,7 +3331,7 @@
                 <w:sz w:val="15"/>
                 <w:szCs w:val="15"/>
               </w:rPr>
-              <w:t>RF-M3-001</w:t>
+              <w:t>RF-09</w:t>
             </w:r>
           </w:p>
         </w:tc>
@@ -3754,7 +3498,7 @@
                 <w:sz w:val="15"/>
                 <w:szCs w:val="15"/>
               </w:rPr>
-              <w:t>RF-M3-002</w:t>
+              <w:t>RF-10</w:t>
             </w:r>
           </w:p>
         </w:tc>
@@ -3921,7 +3665,7 @@
                 <w:sz w:val="15"/>
                 <w:szCs w:val="15"/>
               </w:rPr>
-              <w:t>RF-M3-002</w:t>
+              <w:t>RF-10</w:t>
             </w:r>
           </w:p>
         </w:tc>
@@ -4143,18 +3887,8 @@
                 <w:sz w:val="17"/>
                 <w:szCs w:val="17"/>
               </w:rPr>
-              <w:t xml:space="preserve">RF-M3-001 — Captura continua de flujos </w:t>
-            </w:r>
-            <w:proofErr w:type="spellStart"/>
-            <w:r>
-              <w:rPr>
-                <w:color w:val="000000"/>
-                <w:sz w:val="17"/>
-                <w:szCs w:val="17"/>
-              </w:rPr>
-              <w:t>IoT</w:t>
-            </w:r>
-            <w:proofErr w:type="spellEnd"/>
+              <w:t xml:space="preserve">RF-09 — Captura continua de flujos IoT</w:t>
+            </w:r>
           </w:p>
         </w:tc>
         <w:tc>
@@ -4240,7 +3974,7 @@
                 <w:sz w:val="17"/>
                 <w:szCs w:val="17"/>
               </w:rPr>
-              <w:t>RF-M3-002 — Detección predictiva de anomalías</w:t>
+              <w:t>RF-10 — Detección predictiva de anomalías</w:t>
             </w:r>
           </w:p>
         </w:tc>
@@ -4349,25 +4083,7 @@
           <w:sz w:val="18"/>
           <w:szCs w:val="18"/>
         </w:rPr>
-        <w:t xml:space="preserve">US-001 debe completarse primero — es </w:t>
-      </w:r>
-      <w:proofErr w:type="spellStart"/>
-      <w:r>
-        <w:rPr>
-          <w:color w:val="000000"/>
-          <w:sz w:val="18"/>
-          <w:szCs w:val="18"/>
-        </w:rPr>
-        <w:t>prerequisito</w:t>
-      </w:r>
-      <w:proofErr w:type="spellEnd"/>
-      <w:r>
-        <w:rPr>
-          <w:color w:val="000000"/>
-          <w:sz w:val="18"/>
-          <w:szCs w:val="18"/>
-        </w:rPr>
-        <w:t xml:space="preserve"> técnico de US-002 y US-003.</w:t>
+        <w:t xml:space="preserve">US-001 debe completarse primero — es prerequisito técnico de US-002 y US-003.</w:t>
       </w:r>
     </w:p>
     <w:p>
@@ -4385,25 +4101,7 @@
           <w:sz w:val="18"/>
           <w:szCs w:val="18"/>
         </w:rPr>
-        <w:t>Puede desarrollarse en paralelo con EP-02, ya que ambos dependen de Med-</w:t>
-      </w:r>
-      <w:proofErr w:type="gramStart"/>
-      <w:r>
-        <w:rPr>
-          <w:color w:val="000000"/>
-          <w:sz w:val="18"/>
-          <w:szCs w:val="18"/>
-        </w:rPr>
-        <w:t>Gemini</w:t>
-      </w:r>
-      <w:proofErr w:type="gramEnd"/>
-      <w:r>
-        <w:rPr>
-          <w:color w:val="000000"/>
-          <w:sz w:val="18"/>
-          <w:szCs w:val="18"/>
-        </w:rPr>
-        <w:t xml:space="preserve"> pero no entre sí.</w:t>
+        <w:t xml:space="preserve">Puede desarrollarse en paralelo con EP-02, ya que ambos dependen de Med-Gemini pero no entre sí.</w:t>
       </w:r>
     </w:p>
     <w:p/>
